--- a/Templates/ЮЛ взыскание залог/Решение о взыскании с ЮЛ Залог.docx
+++ b/Templates/ЮЛ взыскание залог/Решение о взыскании с ЮЛ Залог.docx
@@ -51,15 +51,11 @@
         <w:jc w:val="center"/>
         <w:rPr>
           <w:rFonts w:ascii="Times New Roman" w:hAnsi="Times New Roman" w:cs="Times New Roman"/>
-          <w:sz w:val="36"/>
-          <w:szCs w:val="36"/>
         </w:rPr>
       </w:pPr>
       <w:r>
         <w:rPr>
           <w:rFonts w:ascii="Times New Roman" w:hAnsi="Times New Roman" w:cs="Times New Roman"/>
-          <w:sz w:val="28"/>
-          <w:szCs w:val="28"/>
         </w:rPr>
         <w:t>РЕШЕНИЕ</w:t>
       </w:r>
@@ -199,6 +195,9 @@
         <w:ind w:firstLine="720"/>
         <w:contextualSpacing/>
         <w:jc w:val="both"/>
+        <w:rPr>
+          <w:rFonts w:ascii="Times New Roman" w:hAnsi="Times New Roman" w:cs="Times New Roman"/>
+        </w:rPr>
       </w:pPr>
       <w:r>
         <w:rPr>
@@ -213,6 +212,9 @@
         <w:ind w:firstLine="720"/>
         <w:contextualSpacing/>
         <w:jc w:val="both"/>
+        <w:rPr>
+          <w:rFonts w:ascii="Times New Roman" w:hAnsi="Times New Roman" w:cs="Times New Roman"/>
+        </w:rPr>
       </w:pPr>
       <w:r>
         <w:rPr>
@@ -273,7 +275,7 @@
       </w:pPr>
       <w:r>
         <w:rPr>
-          <w:rFonts w:ascii="Times New Roman" w:hAnsi="Times New Roman"/>
+          <w:rFonts w:ascii="Times New Roman" w:hAnsi="Times New Roman" w:cs="Times New Roman"/>
         </w:rPr>
         <w:t>при ведении протокола судебного заседания помощником судьи [29] ,</w:t>
       </w:r>
@@ -289,6 +291,9 @@
         </w:rPr>
       </w:pPr>
       <w:r>
+        <w:rPr>
+          <w:rFonts w:ascii="Times New Roman" w:hAnsi="Times New Roman" w:cs="Times New Roman"/>
+        </w:rPr>
         <w:t>рассмотрев в открытом судебном заседании материалы дела по иску «[989]» (ОГРН [990], ИНН [991])</w:t>
       </w:r>
     </w:p>
@@ -318,19 +323,7 @@
         <w:rPr>
           <w:rFonts w:ascii="Times New Roman" w:eastAsia="Times New Roman" w:hAnsi="Times New Roman" w:cs="Times New Roman"/>
         </w:rPr>
-        <w:t>»</w:t>
-      </w:r>
-      <w:r>
-        <w:rPr>
-          <w:rFonts w:ascii="Times New Roman" w:eastAsia="Times New Roman" w:hAnsi="Times New Roman"/>
-        </w:rPr>
-        <w:t xml:space="preserve"> </w:t>
-      </w:r>
-      <w:r>
-        <w:rPr>
-          <w:rFonts w:ascii="Times New Roman" w:eastAsia="Times New Roman" w:hAnsi="Times New Roman" w:cs="Times New Roman"/>
-        </w:rPr>
-        <w:t xml:space="preserve">(ОГРН [3], </w:t>
+        <w:t xml:space="preserve">» (ОГРН [3], </w:t>
       </w:r>
       <w:r>
         <w:rPr>
@@ -403,12 +396,22 @@
         <w:jc w:val="both"/>
         <w:rPr>
           <w:rFonts w:ascii="Times New Roman" w:hAnsi="Times New Roman" w:cs="Times New Roman"/>
-          <w:b/>
           <w:bCs/>
         </w:rPr>
       </w:pPr>
+      <w:proofErr w:type="gramStart"/>
       <w:r>
-        <w:t>установил: «[989]» обратилось в суд с иском к обществу с ограниченной ответственностью «[2]» о взыскании задолженности по кредитному договору от [100] № [110] кредитный договор от [101] № [111], кредитный договор от [102] № [112], кредитный договор от [103] № [113], кредитный договор от [104] № [114], договор поручительства от [105] № [115] основного долга в размере [13] руб., просроченных процентов в размере [14] руб.,  неустойки в размере [15] руб., комиссия Банка – [122] руб. и об обращении взыскания на заложенное имущество по договору залога  [0005] от [0006] принадлежащее [2.2]: [1221].</w:t>
+        <w:rPr>
+          <w:rFonts w:ascii="Times New Roman" w:hAnsi="Times New Roman" w:cs="Times New Roman"/>
+        </w:rPr>
+        <w:t>установил: «[989]» обратилось в суд с иском к обществу с ограниченной ответственностью «[2]» о взыскании задолженности по кредитному договору от [100] № [110] кредитный договор от [101] № [111], кредитный договор от [102] № [112], кредитный договор от [103] № [113], кредитный договор от [104] № [114], договор поручительства от [105] № [115] основного долга в размере [13] руб., просроченных процентов в размере [14] руб.,  неустойки</w:t>
+      </w:r>
+      <w:proofErr w:type="gramEnd"/>
+      <w:r>
+        <w:rPr>
+          <w:rFonts w:ascii="Times New Roman" w:hAnsi="Times New Roman" w:cs="Times New Roman"/>
+        </w:rPr>
+        <w:t xml:space="preserve"> в размере [15] руб., комиссия Банка – [122] руб. и об обращении взыскания на заложенное имущество по договору залога  [0005] от [0006] принадлежащее [2.2]: [1221].</w:t>
       </w:r>
     </w:p>
     <w:p>
@@ -417,6 +420,9 @@
         <w:ind w:firstLine="720"/>
         <w:contextualSpacing/>
         <w:jc w:val="both"/>
+        <w:rPr>
+          <w:rFonts w:ascii="Times New Roman" w:hAnsi="Times New Roman" w:cs="Times New Roman"/>
+        </w:rPr>
       </w:pPr>
       <w:r>
         <w:rPr>
@@ -431,6 +437,9 @@
         <w:ind w:firstLine="720"/>
         <w:contextualSpacing/>
         <w:jc w:val="both"/>
+        <w:rPr>
+          <w:rFonts w:ascii="Times New Roman" w:hAnsi="Times New Roman" w:cs="Times New Roman"/>
+        </w:rPr>
       </w:pPr>
       <w:r>
         <w:rPr>
@@ -466,12 +475,14 @@
           <w:rFonts w:ascii="Times New Roman" w:eastAsia="Times New Roman" w:hAnsi="Times New Roman" w:cs="Times New Roman"/>
         </w:rPr>
       </w:pPr>
+      <w:proofErr w:type="gramStart"/>
       <w:r>
         <w:rPr>
           <w:rFonts w:ascii="Times New Roman" w:eastAsia="Times New Roman" w:hAnsi="Times New Roman" w:cs="Times New Roman"/>
         </w:rPr>
         <w:t>Согласно части 1 статьи 121 Арбитражного процессуального кодекса Российской Федерации лица, участвующие в деле, и иные участники арбитражного процесса извещаются арбитражным судом о принятии искового заявления или заявления к производству и возбуждении производства по делу, о времени и месте судебного заседания или совершения отдельного процессуального действия путем направления копии судебного акта.</w:t>
       </w:r>
+      <w:proofErr w:type="gramEnd"/>
     </w:p>
     <w:p>
       <w:pPr>
@@ -482,11 +493,19 @@
           <w:rFonts w:ascii="Times New Roman" w:hAnsi="Times New Roman" w:cs="Times New Roman"/>
         </w:rPr>
       </w:pPr>
+      <w:proofErr w:type="gramStart"/>
       <w:r>
         <w:rPr>
           <w:rFonts w:ascii="Times New Roman" w:eastAsia="Times New Roman" w:hAnsi="Times New Roman" w:cs="Times New Roman"/>
         </w:rPr>
-        <w:t xml:space="preserve">Информация о принятии искового заявления или заявления к производству, о времени и месте судебного заседания или совершения отдельного процессуального действия размещается арбитражным судом на официальном сайте арбитражного суда в информационно-телекоммуникационной сети «Интернет» не позднее, чем за пятнадцать дней до начала судебного заседания или совершения отдельного процессуального действия, если иное не предусмотрено настоящим Кодексом. Документы, подтверждающие размещение арбитражным судом на официальном сайте арбитражного суда в информационно-телекоммуникационной сети «Интернет» указанных сведений, включая дату их размещения, приобщаются к материалам дела. </w:t>
+        <w:t>Информация о принятии искового заявления или заявления к производству, о времени и месте судебного заседания или совершения отдельного процессуального действия размещается арбитражным судом на официальном сайте арбитражного суда в информационно-телекоммуникационной сети «Интернет» не позднее, чем за пятнадцать дней до начала судебного заседания или совершения отдельного процессуального действия, если иное не предусмотрено настоящим Кодексом.</w:t>
+      </w:r>
+      <w:proofErr w:type="gramEnd"/>
+      <w:r>
+        <w:rPr>
+          <w:rFonts w:ascii="Times New Roman" w:eastAsia="Times New Roman" w:hAnsi="Times New Roman" w:cs="Times New Roman"/>
+        </w:rPr>
+        <w:t xml:space="preserve"> Документы, подтверждающие размещение арбитражным судом на официальном сайте арбитражного суда в информационно-телекоммуникационной сети «Интернет» указанных сведений, включая дату их размещения, приобщаются к материалам дела. </w:t>
       </w:r>
     </w:p>
     <w:p>
@@ -711,6 +730,9 @@
         <w:ind w:firstLine="720"/>
         <w:contextualSpacing/>
         <w:jc w:val="both"/>
+        <w:rPr>
+          <w:rFonts w:ascii="Times New Roman" w:hAnsi="Times New Roman" w:cs="Times New Roman"/>
+        </w:rPr>
       </w:pPr>
       <w:r>
         <w:rPr>
@@ -724,6 +746,9 @@
         <w:ind w:firstLine="720"/>
         <w:contextualSpacing/>
         <w:jc w:val="both"/>
+        <w:rPr>
+          <w:rFonts w:ascii="Times New Roman" w:hAnsi="Times New Roman" w:cs="Times New Roman"/>
+        </w:rPr>
       </w:pPr>
       <w:r>
         <w:rPr>
@@ -785,6 +810,9 @@
         <w:ind w:firstLine="720"/>
         <w:contextualSpacing/>
         <w:jc w:val="both"/>
+        <w:rPr>
+          <w:rFonts w:ascii="Times New Roman" w:hAnsi="Times New Roman" w:cs="Times New Roman"/>
+        </w:rPr>
       </w:pPr>
       <w:proofErr w:type="gramStart"/>
       <w:r>
@@ -863,9 +891,14 @@
           <w:rFonts w:ascii="Times New Roman" w:eastAsia="Times New Roman" w:hAnsi="Times New Roman" w:cs="Times New Roman"/>
         </w:rPr>
       </w:pPr>
+      <w:proofErr w:type="gramStart"/>
       <w:r>
+        <w:rPr>
+          <w:rFonts w:ascii="Times New Roman" w:hAnsi="Times New Roman" w:cs="Times New Roman"/>
+        </w:rPr>
         <w:t>«[989]» (далее – Банк, Истец) на основании кредитных договоров № [110] от [100], № [111] от [101], № [112] от [102], № [113] от [103], № [114] от [104], № [115] от [105] (далее - Кредитный договор) выдало кредит  «[2.2]» (далее – Ответчик, Заемщик) в сумме [1000] руб. на срок [1001] мес. под [1002] % годовых.</w:t>
       </w:r>
+      <w:proofErr w:type="gramEnd"/>
     </w:p>
     <w:p>
       <w:pPr>
@@ -890,6 +923,9 @@
         <w:ind w:firstLine="720"/>
         <w:contextualSpacing/>
         <w:jc w:val="both"/>
+        <w:rPr>
+          <w:rFonts w:ascii="Times New Roman" w:hAnsi="Times New Roman" w:cs="Times New Roman"/>
+        </w:rPr>
       </w:pPr>
       <w:r>
         <w:rPr>
@@ -904,12 +940,29 @@
         <w:ind w:firstLine="720"/>
         <w:contextualSpacing/>
         <w:jc w:val="both"/>
+        <w:rPr>
+          <w:rFonts w:ascii="Times New Roman" w:hAnsi="Times New Roman" w:cs="Times New Roman"/>
+        </w:rPr>
       </w:pPr>
       <w:r>
         <w:rPr>
-          <w:rFonts w:ascii="Times New Roman" w:hAnsi="Times New Roman"/>
-        </w:rPr>
-        <w:t>Договором предусмотрено возвращение кредита внесением ежемесячных аннуитетных платежей. Процентная ставка за пользование кредитом составляет [1002]% годовых, которая начисляется и взимается в соответствии с Общими условиями кредитования.</w:t>
+          <w:rFonts w:ascii="Times New Roman" w:hAnsi="Times New Roman" w:cs="Times New Roman"/>
+        </w:rPr>
+        <w:t xml:space="preserve">Договором предусмотрено возвращение кредита внесением ежемесячных аннуитетных платежей. Процентная ставка за пользование кредитом составляет [1002]% </w:t>
+      </w:r>
+      <w:proofErr w:type="gramStart"/>
+      <w:r>
+        <w:rPr>
+          <w:rFonts w:ascii="Times New Roman" w:hAnsi="Times New Roman" w:cs="Times New Roman"/>
+        </w:rPr>
+        <w:t>годовых</w:t>
+      </w:r>
+      <w:proofErr w:type="gramEnd"/>
+      <w:r>
+        <w:rPr>
+          <w:rFonts w:ascii="Times New Roman" w:hAnsi="Times New Roman" w:cs="Times New Roman"/>
+        </w:rPr>
+        <w:t>, которая начисляется и взимается в соответствии с Общими условиями кредитования.</w:t>
       </w:r>
     </w:p>
     <w:p>
@@ -949,6 +1002,9 @@
         <w:ind w:firstLine="720"/>
         <w:contextualSpacing/>
         <w:jc w:val="both"/>
+        <w:rPr>
+          <w:rFonts w:ascii="Times New Roman" w:hAnsi="Times New Roman" w:cs="Times New Roman"/>
+        </w:rPr>
       </w:pPr>
       <w:r>
         <w:rPr>
@@ -979,34 +1035,19 @@
         <w:ind w:firstLine="720"/>
         <w:contextualSpacing/>
         <w:jc w:val="both"/>
+        <w:rPr>
+          <w:rFonts w:ascii="Times New Roman" w:hAnsi="Times New Roman" w:cs="Times New Roman"/>
+        </w:rPr>
       </w:pPr>
       <w:r>
         <w:rPr>
           <w:rFonts w:ascii="Times New Roman" w:eastAsia="Times New Roman" w:hAnsi="Times New Roman" w:cs="Times New Roman"/>
         </w:rPr>
-        <w:t xml:space="preserve">Поскольку Ответчик обязательства по своевременному погашению кредита и процентов по нему исполнял ненадлежащим образом, по состоянию на [1004] (включительно) образовалась просроченная задолженность в размере [12] руб., в том числе: просроченный основной долг – [13] руб., просроченные проценты – [14] руб., неустойка – [15], </w:t>
+        <w:t>Поскольку Ответчик обязательства по своевременному погашению кредита и процентов по нему исполнял ненадлежащим образом, по состоянию на [1004] (включительно) образовалась просроченная задолженность в размере [12] руб., в том числе: просроченный основной долг – [13] руб., просроченные проценты – [14] руб., неустойка – [15], комиссия Банка – [122] руб</w:t>
       </w:r>
       <w:r>
         <w:rPr>
-          <w:rFonts w:ascii="Times New Roman" w:eastAsia="Times New Roman" w:hAnsi="Times New Roman"/>
-        </w:rPr>
-        <w:t xml:space="preserve">комиссия Банка – </w:t>
-      </w:r>
-      <w:r>
-        <w:rPr>
           <w:rFonts w:ascii="Times New Roman" w:eastAsia="Times New Roman" w:hAnsi="Times New Roman" w:cs="Times New Roman"/>
-        </w:rPr>
-        <w:t xml:space="preserve">[122] </w:t>
-      </w:r>
-      <w:r>
-        <w:rPr>
-          <w:rFonts w:ascii="Times New Roman" w:eastAsia="Times New Roman" w:hAnsi="Times New Roman"/>
-        </w:rPr>
-        <w:t>руб</w:t>
-      </w:r>
-      <w:r>
-        <w:rPr>
-          <w:rFonts w:ascii="Times New Roman" w:eastAsia="Times New Roman" w:hAnsi="Times New Roman"/>
           <w:color w:val="000000"/>
         </w:rPr>
         <w:t>.</w:t>
@@ -1082,8 +1123,14 @@
         <w:ind w:firstLine="720"/>
         <w:contextualSpacing/>
         <w:jc w:val="both"/>
+        <w:rPr>
+          <w:rFonts w:ascii="Times New Roman" w:hAnsi="Times New Roman" w:cs="Times New Roman"/>
+        </w:rPr>
       </w:pPr>
       <w:r>
+        <w:rPr>
+          <w:rFonts w:ascii="Times New Roman" w:hAnsi="Times New Roman" w:cs="Times New Roman"/>
+        </w:rPr>
         <w:t>Указанные обстоятельства послужили основанием для обращения «[989]» в суд с иском.</w:t>
       </w:r>
     </w:p>
@@ -1093,6 +1140,9 @@
         <w:ind w:firstLine="720"/>
         <w:contextualSpacing/>
         <w:jc w:val="both"/>
+        <w:rPr>
+          <w:rFonts w:ascii="Times New Roman" w:hAnsi="Times New Roman" w:cs="Times New Roman"/>
+        </w:rPr>
       </w:pPr>
       <w:r>
         <w:rPr>
@@ -1216,9 +1266,37 @@
       </w:pPr>
       <w:r>
         <w:rPr>
-          <w:rFonts w:ascii="Times New Roman" w:hAnsi="Times New Roman"/>
-        </w:rPr>
-        <w:t>Факт перечисления денежных средств во исполнение кредитных договоров № [110] от [100], № [111] от [101], № [112] от [102], № [113] от [103], № [114] от [104], № [115] от [105] подтверждается выпиской по счету  Ответчика.</w:t>
+          <w:rFonts w:ascii="Times New Roman" w:hAnsi="Times New Roman" w:cs="Times New Roman"/>
+        </w:rPr>
+        <w:t xml:space="preserve">Факт перечисления денежных средств во исполнение кредитных договоров № [110] от [100], № [111] от [101], № [112] от [102], № [113] от [103], № [114] от [104], № [115] </w:t>
+      </w:r>
+      <w:proofErr w:type="gramStart"/>
+      <w:r>
+        <w:rPr>
+          <w:rFonts w:ascii="Times New Roman" w:hAnsi="Times New Roman" w:cs="Times New Roman"/>
+        </w:rPr>
+        <w:t>от</w:t>
+      </w:r>
+      <w:proofErr w:type="gramEnd"/>
+      <w:r>
+        <w:rPr>
+          <w:rFonts w:ascii="Times New Roman" w:hAnsi="Times New Roman" w:cs="Times New Roman"/>
+        </w:rPr>
+        <w:t xml:space="preserve"> [105] подтверждается </w:t>
+      </w:r>
+      <w:proofErr w:type="gramStart"/>
+      <w:r>
+        <w:rPr>
+          <w:rFonts w:ascii="Times New Roman" w:hAnsi="Times New Roman" w:cs="Times New Roman"/>
+        </w:rPr>
+        <w:t>выпиской</w:t>
+      </w:r>
+      <w:proofErr w:type="gramEnd"/>
+      <w:r>
+        <w:rPr>
+          <w:rFonts w:ascii="Times New Roman" w:hAnsi="Times New Roman" w:cs="Times New Roman"/>
+        </w:rPr>
+        <w:t xml:space="preserve"> по счету  Ответчика.</w:t>
       </w:r>
     </w:p>
     <w:p>
@@ -1582,6 +1660,9 @@
         <w:ind w:firstLine="720"/>
         <w:contextualSpacing/>
         <w:jc w:val="both"/>
+        <w:rPr>
+          <w:rFonts w:ascii="Times New Roman" w:hAnsi="Times New Roman" w:cs="Times New Roman"/>
+        </w:rPr>
       </w:pPr>
       <w:r>
         <w:rPr>
@@ -1641,12 +1722,14 @@
           <w:rFonts w:ascii="Times New Roman" w:eastAsia="Times New Roman" w:hAnsi="Times New Roman" w:cs="Times New Roman"/>
         </w:rPr>
       </w:pPr>
+      <w:proofErr w:type="gramStart"/>
       <w:r>
         <w:rPr>
-          <w:rFonts w:ascii="Times New Roman" w:hAnsi="Times New Roman"/>
+          <w:rFonts w:ascii="Times New Roman" w:hAnsi="Times New Roman" w:cs="Times New Roman"/>
         </w:rPr>
         <w:t>На основании вышеизложенного с ответчика в пользу истца надлежит взыскать задолженность по кредитному договору от [100] № [110] кредитный договор от [101] № [111], кредитный договор от [102] № [112], кредитный договор от [103] № [113], кредитный договор от [104] № [114], договор поручительства от [105] № [115] основного долга в размере [13] руб., просроченных процентов в размере [14] руб.</w:t>
       </w:r>
+      <w:proofErr w:type="gramEnd"/>
     </w:p>
     <w:p>
       <w:pPr>
@@ -1681,6 +1764,9 @@
         <w:ind w:firstLine="720"/>
         <w:contextualSpacing/>
         <w:jc w:val="both"/>
+        <w:rPr>
+          <w:rFonts w:ascii="Times New Roman" w:hAnsi="Times New Roman" w:cs="Times New Roman"/>
+        </w:rPr>
       </w:pPr>
       <w:r>
         <w:rPr>
@@ -1804,34 +1890,10 @@
         <w:rPr>
           <w:rFonts w:ascii="Times New Roman" w:eastAsia="Times New Roman" w:hAnsi="Times New Roman" w:cs="Times New Roman"/>
         </w:rPr>
-        <w:t xml:space="preserve">Истцом также заявлено требование об обращении взыскания на заложенное имущество по договору залога № </w:t>
+        <w:t>Истцом также заявлено требование об обращении взыскания на заложенное имущество по договору залога № [0005] от [0006] .</w:t>
       </w:r>
-      <w:r>
-        <w:rPr>
-          <w:rFonts w:ascii="Times New Roman" w:eastAsia="Times New Roman" w:hAnsi="Times New Roman"/>
-          <w:b/>
-        </w:rPr>
-        <w:t>[0005]</w:t>
-      </w:r>
-      <w:r>
-        <w:rPr>
-          <w:rFonts w:ascii="Times New Roman" w:eastAsia="Times New Roman" w:hAnsi="Times New Roman" w:cs="Times New Roman"/>
-        </w:rPr>
-        <w:t xml:space="preserve"> от </w:t>
-      </w:r>
-      <w:r>
-        <w:rPr>
-          <w:rFonts w:ascii="Times New Roman" w:eastAsia="Times New Roman" w:hAnsi="Times New Roman"/>
-          <w:b/>
-        </w:rPr>
-        <w:t>[0006]</w:t>
-      </w:r>
-      <w:r>
-        <w:rPr>
-          <w:rFonts w:ascii="Times New Roman" w:eastAsia="Times New Roman" w:hAnsi="Times New Roman" w:cs="Times New Roman"/>
-        </w:rPr>
-        <w:t xml:space="preserve"> .</w:t>
-      </w:r>
+      <w:bookmarkStart w:id="0" w:name="_GoBack"/>
+      <w:bookmarkEnd w:id="0"/>
     </w:p>
     <w:p>
       <w:pPr>
@@ -1862,27 +1924,7 @@
         <w:rPr>
           <w:rFonts w:ascii="Times New Roman" w:eastAsia="Times New Roman" w:hAnsi="Times New Roman" w:cs="Times New Roman"/>
         </w:rPr>
-        <w:t xml:space="preserve">Предметом залога № </w:t>
-      </w:r>
-      <w:r>
-        <w:rPr>
-          <w:rFonts w:ascii="Times New Roman" w:eastAsia="Times New Roman" w:hAnsi="Times New Roman"/>
-          <w:b/>
-        </w:rPr>
-        <w:t>[0005]</w:t>
-      </w:r>
-      <w:r>
-        <w:rPr>
-          <w:rFonts w:ascii="Times New Roman" w:eastAsia="Times New Roman" w:hAnsi="Times New Roman" w:cs="Times New Roman"/>
-        </w:rPr>
-        <w:t xml:space="preserve"> от </w:t>
-      </w:r>
-      <w:r>
-        <w:rPr>
-          <w:rFonts w:ascii="Times New Roman" w:eastAsia="Times New Roman" w:hAnsi="Times New Roman"/>
-          <w:b/>
-        </w:rPr>
-        <w:t>[0006]</w:t>
+        <w:t>Предметом залога № [0005] от [0006]</w:t>
       </w:r>
       <w:r>
         <w:rPr>
@@ -1962,8 +2004,6 @@
         </w:rPr>
         <w:t>________</w:t>
       </w:r>
-      <w:bookmarkStart w:id="0" w:name="_GoBack"/>
-      <w:bookmarkEnd w:id="0"/>
       <w:r>
         <w:rPr>
           <w:rFonts w:ascii="Times New Roman" w:eastAsia="Times New Roman" w:hAnsi="Times New Roman" w:cs="Times New Roman"/>
@@ -2030,7 +2070,21 @@
         <w:rPr>
           <w:rFonts w:ascii="Times New Roman" w:eastAsia="Times New Roman" w:hAnsi="Times New Roman" w:cs="Times New Roman"/>
         </w:rPr>
-        <w:t>В соответствии со статьей 337 Гражданского кодекса Российской Федерации, если иное не предусмотрено договором, залог обеспечивает требование в том объеме, какой оно имеет к моменту удовлетворения, в частности, проценты, неустойку, возмещение убытков, причиненных просрочкой исполнения, а также возмещение необходимых расходов залогодержателя на содержание заложенной вещи и расходов по взысканию.</w:t>
+        <w:t xml:space="preserve">В соответствии со статьей 337 Гражданского кодекса Российской Федерации, если иное не предусмотрено договором, залог обеспечивает требование в том объеме, какой оно имеет </w:t>
+      </w:r>
+      <w:proofErr w:type="gramStart"/>
+      <w:r>
+        <w:rPr>
+          <w:rFonts w:ascii="Times New Roman" w:eastAsia="Times New Roman" w:hAnsi="Times New Roman" w:cs="Times New Roman"/>
+        </w:rPr>
+        <w:t>к</w:t>
+      </w:r>
+      <w:proofErr w:type="gramEnd"/>
+      <w:r>
+        <w:rPr>
+          <w:rFonts w:ascii="Times New Roman" w:eastAsia="Times New Roman" w:hAnsi="Times New Roman" w:cs="Times New Roman"/>
+        </w:rPr>
+        <w:t xml:space="preserve"> моменту удовлетворения, в частности, проценты, неустойку, возмещение убытков, причиненных просрочкой исполнения, а также возмещение необходимых расходов залогодержателя на содержание заложенной вещи и расходов по взысканию.</w:t>
       </w:r>
     </w:p>
     <w:p>
@@ -2093,6 +2147,9 @@
         <w:ind w:firstLine="720"/>
         <w:contextualSpacing/>
         <w:jc w:val="both"/>
+        <w:rPr>
+          <w:rFonts w:ascii="Times New Roman" w:hAnsi="Times New Roman" w:cs="Times New Roman"/>
+        </w:rPr>
       </w:pPr>
       <w:r>
         <w:rPr>
@@ -2106,6 +2163,9 @@
         <w:ind w:firstLine="720"/>
         <w:contextualSpacing/>
         <w:jc w:val="both"/>
+        <w:rPr>
+          <w:rFonts w:ascii="Times New Roman" w:hAnsi="Times New Roman" w:cs="Times New Roman"/>
+        </w:rPr>
       </w:pPr>
       <w:r>
         <w:rPr>
@@ -2143,32 +2203,15 @@
         <w:ind w:firstLine="720"/>
         <w:contextualSpacing/>
         <w:jc w:val="both"/>
+        <w:rPr>
+          <w:rFonts w:ascii="Times New Roman" w:hAnsi="Times New Roman" w:cs="Times New Roman"/>
+        </w:rPr>
       </w:pPr>
       <w:r>
         <w:rPr>
           <w:rFonts w:ascii="Times New Roman" w:eastAsia="Times New Roman" w:hAnsi="Times New Roman" w:cs="Times New Roman"/>
         </w:rPr>
-        <w:t xml:space="preserve">Учитывая, что в рамках данного дела не установлено наличие условий, предусмотренных частью 2 статьи 348 Гражданского кодекса Российской Федерации, то отсутствуют основания для отказа в удовлетворении требований истца в части обращения взыскания на имущество, заложенное по Договору залога № </w:t>
-      </w:r>
-      <w:r>
-        <w:rPr>
-          <w:rFonts w:ascii="Times New Roman" w:eastAsia="Times New Roman" w:hAnsi="Times New Roman"/>
-          <w:b/>
-        </w:rPr>
-        <w:t>[0005]</w:t>
-      </w:r>
-      <w:r>
-        <w:rPr>
-          <w:rFonts w:ascii="Times New Roman" w:eastAsia="Times New Roman" w:hAnsi="Times New Roman" w:cs="Times New Roman"/>
-        </w:rPr>
-        <w:t xml:space="preserve">от </w:t>
-      </w:r>
-      <w:r>
-        <w:rPr>
-          <w:rFonts w:ascii="Times New Roman" w:eastAsia="Times New Roman" w:hAnsi="Times New Roman"/>
-          <w:b/>
-        </w:rPr>
-        <w:t>[0006]</w:t>
+        <w:t>Учитывая, что в рамках данного дела не установлено наличие условий, предусмотренных частью 2 статьи 348 Гражданского кодекса Российской Федерации, то отсутствуют основания для отказа в удовлетворении требований истца в части обращения взыскания на имущество, заложенное по Договору залога № [0005]от [0006]</w:t>
       </w:r>
     </w:p>
     <w:p>
@@ -2217,7 +2260,7 @@
       </w:pPr>
       <w:r>
         <w:rPr>
-          <w:rFonts w:ascii="Times New Roman" w:hAnsi="Times New Roman"/>
+          <w:rFonts w:ascii="Times New Roman" w:hAnsi="Times New Roman" w:cs="Times New Roman"/>
         </w:rPr>
         <w:t>Истцом при подаче искового заявления была оплачена государственная пошлина в размере [16]   руб., что подтверждается платежным поручением от [81] № [801] .</w:t>
       </w:r>
@@ -2312,8 +2355,33 @@
           <w:rFonts w:ascii="Times New Roman" w:eastAsia="Times New Roman" w:hAnsi="Times New Roman" w:cs="Times New Roman"/>
         </w:rPr>
       </w:pPr>
+      <w:proofErr w:type="gramStart"/>
       <w:r>
-        <w:t>Взыскать с общества с ограниченной ответственностью «[2]» в пользу «[989]» (ОГРН [990], ИНН [991]) задолженность по кредитному договору от [100] № [110] кредитный договор от [101] № [111], кредитный договор от [102] № [112], кредитный договор от [103] № [113], кредитный договор от [104] № [114], договор поручительства от [105] № [115]  основного долга в размере [13] руб., просроченных процентов в размере [14] руб., неустойки в размере [15] руб., комиссия Банка –  [122] руб., расходы по оплате государственной пошлины в размере [16] руб.</w:t>
+        <w:rPr>
+          <w:rFonts w:ascii="Times New Roman" w:hAnsi="Times New Roman" w:cs="Times New Roman"/>
+        </w:rPr>
+        <w:t>Взыскать с общества с ограниченной ответственностью «[2]» в пользу «[989]» (ОГРН [990], ИНН [991]) задолженность по кредитному договору от [100] № [110] кредитный договор от [101] № [111], кредитный договор от [102] № [112], кредитный договор от [103] № [113], кредитный договор от [104] № [114], договор поручительства от [105] № [115]  основного долга в размере [13] руб., просроченных процентов в размере [14] руб., неустойки в</w:t>
+      </w:r>
+      <w:proofErr w:type="gramEnd"/>
+      <w:r>
+        <w:rPr>
+          <w:rFonts w:ascii="Times New Roman" w:hAnsi="Times New Roman" w:cs="Times New Roman"/>
+        </w:rPr>
+        <w:t xml:space="preserve"> </w:t>
+      </w:r>
+      <w:proofErr w:type="gramStart"/>
+      <w:r>
+        <w:rPr>
+          <w:rFonts w:ascii="Times New Roman" w:hAnsi="Times New Roman" w:cs="Times New Roman"/>
+        </w:rPr>
+        <w:t>размере</w:t>
+      </w:r>
+      <w:proofErr w:type="gramEnd"/>
+      <w:r>
+        <w:rPr>
+          <w:rFonts w:ascii="Times New Roman" w:hAnsi="Times New Roman" w:cs="Times New Roman"/>
+        </w:rPr>
+        <w:t xml:space="preserve"> [15] руб., комиссия Банка –  [122] руб., расходы по оплате государственной пошлины в размере [16] руб.</w:t>
       </w:r>
     </w:p>
     <w:p>
@@ -2328,9 +2396,23 @@
       </w:pPr>
       <w:r>
         <w:rPr>
-          <w:rFonts w:ascii="Times New Roman" w:hAnsi="Times New Roman"/>
-        </w:rPr>
-        <w:t>В счет погашения задолженности по кредитному договору от [100] № [110] кредитный договор от [101] № [111], кредитный договор от [102] № [112], кредитный договор от [103] № [113], кредитный договор от [104] № [114], договор поручительства от [105] № [115]  обратить взыскание на заложенное имущество по договору залога № [0005] от [0006], принадлежащее [2.2] : [1221].</w:t>
+          <w:rFonts w:ascii="Times New Roman" w:hAnsi="Times New Roman" w:cs="Times New Roman"/>
+        </w:rPr>
+        <w:t>В счет погашения задолженности по кредитному договору от [100] № [110] кредитный договор от [101] № [111], кредитный договор от [102] № [112], кредитный договор от [103] № [113], кредитный договор от [104] № [114], договор поручительства от [105] № [115]  обратить взыскание на заложенное имущество по договору залога № [0005] от [0006], принадлежащее [2.2]</w:t>
+      </w:r>
+      <w:proofErr w:type="gramStart"/>
+      <w:r>
+        <w:rPr>
+          <w:rFonts w:ascii="Times New Roman" w:hAnsi="Times New Roman" w:cs="Times New Roman"/>
+        </w:rPr>
+        <w:t xml:space="preserve"> :</w:t>
+      </w:r>
+      <w:proofErr w:type="gramEnd"/>
+      <w:r>
+        <w:rPr>
+          <w:rFonts w:ascii="Times New Roman" w:hAnsi="Times New Roman" w:cs="Times New Roman"/>
+        </w:rPr>
+        <w:t xml:space="preserve"> [1221].</w:t>
       </w:r>
     </w:p>
     <w:p>
@@ -2377,14 +2459,14 @@
         <w:rPr>
           <w:rFonts w:ascii="Times New Roman" w:eastAsia="Times New Roman" w:hAnsi="Times New Roman" w:cs="Times New Roman"/>
         </w:rPr>
-        <w:t xml:space="preserve"> Кавказского округа, в течение двух </w:t>
+        <w:t xml:space="preserve"> Кавказского округа, в течение двух месяцев с даты вступления решения по делу в законную силу при условии, что оно было </w:t>
       </w:r>
       <w:r>
         <w:rPr>
           <w:rFonts w:ascii="Times New Roman" w:eastAsia="Times New Roman" w:hAnsi="Times New Roman" w:cs="Times New Roman"/>
         </w:rPr>
         <w:lastRenderedPageBreak/>
-        <w:t>месяцев с даты вступления решения по делу в законную силу при условии, что оно было предметом рассмотрения арбитражного суда апелляционной инстанции или суд апелляционной инстанции отказал в восстановлении пропущенного срока подачи апелляционной жалобы.</w:t>
+        <w:t>предметом рассмотрения арбитражного суда апелляционной инстанции или суд апелляционной инстанции отказал в восстановлении пропущенного срока подачи апелляционной жалобы.</w:t>
       </w:r>
     </w:p>
     <w:p>

--- a/Templates/ЮЛ взыскание залог/Решение о взыскании с ЮЛ Залог.docx
+++ b/Templates/ЮЛ взыскание залог/Решение о взыскании с ЮЛ Залог.docx
@@ -1756,7 +1756,7 @@
         <w:rPr>
           <w:rFonts w:ascii="Times New Roman" w:eastAsia="Times New Roman" w:hAnsi="Times New Roman" w:cs="Times New Roman"/>
         </w:rPr>
-        <w:t>в размере  [15]руб.</w:t>
+        <w:t>в размере  [15] руб.</w:t>
       </w:r>
     </w:p>
     <w:p>
@@ -2291,7 +2291,7 @@
         <w:rPr>
           <w:rFonts w:ascii="Times New Roman" w:eastAsia="Times New Roman" w:hAnsi="Times New Roman" w:cs="Times New Roman"/>
         </w:rPr>
-        <w:t xml:space="preserve"> [16]руб.</w:t>
+        <w:t xml:space="preserve"> [16] руб.</w:t>
       </w:r>
     </w:p>
     <w:p>
